--- a/fra/docx/26.content.docx
+++ b/fra/docx/26.content.docx
@@ -11,6 +11,15 @@
         <w:pStyle w:val="Heading2"/>
       </w:pPr>
       <w:r>
+        <w:t>Resource: Notes d'étude (Tyndale)</w:t>
+      </w:r>
+      <w:r/>
+    </w:p>
+    <w:p>
+      <w:pPr>
+        <w:pStyle w:val="Heading2"/>
+      </w:pPr>
+      <w:r>
         <w:t>License Information</w:t>
       </w:r>
       <w:r/>
@@ -21,7 +30,7 @@
         <w:rPr>
           <w:b/>
         </w:rPr>
-        <w:t>Study Notes (Tyndale)</w:t>
+        <w:t>Notes d'étude (Tyndale)</w:t>
       </w:r>
       <w:r>
         <w:t xml:space="preserve"> (French) is based on</w:t>
@@ -74,7 +83,7 @@
         <w:pStyle w:val="Heading1"/>
       </w:pPr>
       <w:r>
-        <w:t>Study Notes (Tyndale)</w:t>
+        <w:t>Notes d'étude (Tyndale)</w:t>
       </w:r>
     </w:p>
     <w:p>
@@ -83,6 +92,51 @@
           <w:headerReference w:type="even" r:id="rId8"/>
           <w:headerReference w:type="default" r:id="rId9"/>
           <w:footerReference w:type="default" r:id="rId10"/>
+          <w:footnotePr>
+            <w:numRestart w:val="eachSect"/>
+          </w:footnotePr>
+          <w:type w:val="continuous"/>
+          <w:pgSz w:w="12240" w:h="15840" w:code="1"/>
+          <w:pgMar w:top="1440" w:right="1440" w:bottom="1440" w:left="1440" w:header="504" w:footer="504" w:gutter="0"/>
+          <w:cols w:space="708"/>
+          <w:titlePg/>
+          <w:docGrid w:linePitch="360"/>
+        </w:sectPr>
+      </w:pPr>
+    </w:p>
+    <w:p>
+      <w:r/>
+    </w:p>
+    <w:p>
+      <w:pPr>
+        <w:pStyle w:val="Heading2"/>
+      </w:pPr>
+      <w:r>
+        <w:t>EZK</w:t>
+      </w:r>
+      <w:r/>
+    </w:p>
+    <w:p>
+      <w:r/>
+      <w:r>
+        <w:rPr>
+          <w:i/>
+        </w:rPr>
+        <w:t>Ézéchiel 1.1, Ézéchiel 1.1–3, Ézéchiel 1.1–3.27, Ézéchiel 1.2, Ézéchiel 1.3, Ézéchiel 1.4, Ézéchiel 1.4–28, Ézéchiel 1.5–9, Ézéchiel 1.10, Ézéchiel 1.11–14, Ézéchiel 1.15, Ézéchiel 1.16–17, Ézéchiel 1.18, Ézéchiel 1.19–21, Ézéchiel 1.22–25, Ézéchiel 1.26–27, Ézéchiel 1.28, Ézéchiel 2.1–2, Ézéchiel 2.1–10, Ézéchiel 2.3, Ézéchiel 2.4–5, Ézéchiel 2.6, Ézéchiel 2.7, Ézéchiel 2.8, Ézéchiel 2.9–3.1, Ézéchiel 3.2–3, Ézéchiel 3.4–7, Ézéchiel 3.8–9, Ézéchiel 3.10, Ézéchiel 3.11, Ézéchiel 3.12, Ézéchiel 3.14–15, Ézéchiel 3.15, Ézéchiel 3.16–19, Ézéchiel 3.20–21, Ézéchiel 3.22–23, Ézéchiel 3.24–25, Ézéchiel 3.26–27, Ézéchiel 4.1–2, Ézéchiel 4.1–7.27, Ézéchiel 4.1–24.27, Ézéchiel 4.3, Ézéchiel 4.4–5, Ézéchiel 4.4–8, Ézéchiel 4.6, Ézéchiel 4.7, Ézéchiel 4.9–17, Ézéchiel 4.12–13, Ézéchiel 4.14–15, Ézéchiel 5.1–4, Ézéchiel 5.2, Ézéchiel 5.3–4, Ézéchiel 5.5–6, Ézéchiel 5.7–13, Ézéchiel 5.10, Ézéchiel 6.1–3, Ézéchiel 6.1–14, Ézéchiel 6.4–7, Ézéchiel 6.8–10, Ézéchiel 6.11, Ézéchiel 6:12, Ézéchiel 6.13–14, Ézéchiel 7.1–2, Ézéchiel 7.1–27, Ézéchiel 7.3–4, Ézéchiel 7.5–9, Ézéchiel 7.10, Ézéchiel 7.11, Ézéchiel 7.12–13, Ézéchiel 7.12–27, Ézéchiel 7.14, Ézéchiel 7.19, Ézéchiel 7.20–22, Ézéchiel 7.23–27, Ézéchiel 8.1, Ézéchiel 8.1–18, Ézéchiel 8.1–11.25, Ézéchiel 8.2–3, Ézéchiel 8.3–6, Ézéchiel 8.3–16, Ézéchiel 8.7–8, Ézéchiel 8.10, Ézéchiel 8.11, Ézéchiel 8.12–13, Ézéchiel 8.14–15, Ézéchiel 8.16, Ézéchiel 8.17–18, Ézéchiel 9.1–2, Ézéchiel 9.3, Ézéchiel 9.4–6, Ézéchiel 9.7, Ézéchiel 9.8, Ézéchiel 9.9–10, Ézéchiel 9.11, Ézéchiel 10.1–2, Ézéchiel 10.1–22, Ézéchiel 10.3–22, Ézéchiel 10.12, Ézéchiel10.19–22, Ézéchiel 11.1–11, Ézéchiel 11.8–10, Ézéchiel 11.13, Ézéchiel 11.15–16, Ézéchiel 11.17, Ézéchiel 11.19, Ézéchiel 11.20, Ézéchiel 11.21, Ézéchiel 11.22–23, Ézéchiel 12.1–2, Ézéchiel 12.1–24.27, Ézéchiel12.5–7, Ézéchiel 12.12–13, Ézéchiel 12.16, Ézéchiel 12.17–20, Ézéchiel 12.21–14.11, Ézéchiel 12.22, Ézéchiel 12.23–25, Ézéchiel 12.26–28, Ézéchiel 13.1–3, Ézéchiel 13.4–5, Ézéchiel 13.6–7, Ézéchiel 13.8–9, Ézéchiel 13.10–16, Ézéchiel 13:17–19, Ézéchiel 13.20–23, Ézéchiel 14.1–3, Ézéchiel 14.4–5, Ézéchiel 14.6–7, Ézéchiel 14.8, Ézéchiel 14.9–10, Ézéchiel 14.11, Ézéchiel 14.12–20, Ézéchiel 14:14, Ézéchiel 14.21, Ézéchiel 14.22–23, Ézéchiel 15.1–5, Ézéchiel 15.1–24.14, Ézéchiel 15.6, Ézéchiel 15.7, Ézéchiel 15.8, Ézéchiel 16.1–3, Ézéchiel 16.1–63, Ézéchiel 16.4–5, Ézéchiel 16.6–7, Ézéchiel 16.8, Ézéchiel 16.9–10, Ézéchiel 16.11–14, Ézéchiel 16.15–19, Ézéchiel 16.20–22, Ézéchiel 16.23–25, Ézéchiel 16.26–29, Ézéchiel 16.35–38, Ézéchiel 16.39–43, Ézéchiel 16.44–45, Ézéchiel 16.46–50, Ézéchiel 16.51–52, Ézéchiel 16.53–54, Ézéchiel 16.59–63, Ézéchiel 17.1–24, Ézéchiel 17.3–6, Ézéchiel 17.7–9, Ézéchiel 17.10, Ézéchiel 17.11–18, Ézéchiel 17.19–21, Ézéchiel 17.22–24, Ézéchiel 18.1–2, Ézéchiel 18.3–4, Ézéchiel 18.5–9, Ézéchiel 18.6, Ézéchiel 18.7, Ézéchiel 18.8, Ézéchiel 18.10–13, Ézéchiel 18.14–18, Ézéchiel 18.21–24, Ézéchiel 18.23–24, Ézéchiel 18.25–29, Ézéchiel 18.30–32, Ézéchiel 19.1–14, Ézéchiel 19.2–4, Ézéchiel 19.5–7, Ézéchiel 19.8–9, Ézéchiel 19.10, Ézéchiel 19.11–12, Ézéchiel 19.13–14, Ézéchiel 20.1–3, Ézéchiel 20.4–26, Ézéchiel 20.8–21, Ézéchiel 20.23, Ézéchiel 20.25–26, Ézéchiel 20.26, Ézéchiel 20.27–31, Ézéchiel 20.32–38, Ézéchiel 20.39–44, Ézéchiel 20.45–49, Ézéchiel 20.46, Ézéchiel 20.47, Ézéchiel 21.1–32, Ézéchiel 21.3–5, Ézéchiel 21.6–7, Ézéchiel 21.8–11, Ézéchiel 21:12, Ézéchiel 21.14–17, Ézéchiel 21.18–20, Ézéchiel 21.21, Ézéchiel 21.23–24, Ézéchiel 21.25–27, Ézéchiel 21.28–29, Ézéchiel 21.30–32, Ézéchiel 22.1–5, Ézéchiel 22.1–31, Ézéchiel 22.6–12, Ézéchiel 22.7, Ézéchiel 22.10, Ézéchiel 22.13–16, Ézéchiel 22.16, Ézéchiel 22.17–22, Ézéchiel 22.23–24, Ézéchiel 22.25–29, Ézéchiel 22.30–31, Ézéchiel 23.1–49, Ézéchiel 23.2, Ézéchiel 23.3, Ézéchiel 23.4, Ézéchiel 23.5–8, Ézéchiel 23.9–10, Ézéchiel 23.11–18, Ézéchiel 23.19–20, Ézéchiel 23.22–24, Ézéchiel 23.25–29, Ézéchiel 23.31–34, Ézéchiel 23.36–43, Ézéchiel 23.44–49, Ézéchiel 24:1–14, Ézéchiel 24.2, Ézéchiel 24.3, Ézéchiel 24:6–8, Ézéchiel 24.9–12, Ézéchiel 24.13–14, Ézéchiel 24:15–17, Ézéchiel 24.20–24, Ézéchiel 24.25–27, Ézéchiel 25.1–32.32, Ézéchiel 25.3–7, Ézéchiel 25.8–11, Ézéchiel 25.12–14, Ézéchiel 25.15–17, Ézéchiel 26.1, Ézéchiel 26.1–28.19, Ézéchiel 26.2, Ézéchiel 26.3–6, Ézéchiel 26.7–11, Ézéchiel 26.12–14, Ézéchiel 26.15–16, Ézéchiel 26.17–18, Ézéchiel 26.19–21, Ézéchiel 27.1–36, Ézéchiel 27.4–7, Ézéchiel 27.7, Ézéchiel 27.8–9, Ézéchiel 27.8–11, Ézéchiel 27.10, Ézéchiel 27.11, Ézéchiel 27.12, Ézéchiel 27.12–25, Ézéchiel 27.13–14, Ézéchiel 27.15, Ézéchiel 27.17, Ézéchiel 27.18, Ézéchiel 27.19, Ézéchiel 27.20–21, Ézéchiel 27.22, Ézéchiel 27.23, Ézéchiel 27.26, Ézéchiel 27.36, Ézéchiel 28.1–19, Ézéchiel 28.3–5, Ézéchiel 28.6–7, Ézéchiel 28.8, Ézéchiel 28.10, Ézéchiel 28.12–19, Ézéchiel 28.13–14, Ézéchiel 28.15–18, Ézéchiel 28.18–19, Ézéchiel 28.20–24, Ézéchiel 28.22–23, Ézéchiel 28.25–26, Ézéchiel 29.1, Ézéchiel 29.1–32.32, Ézéchiel 29.3–16, Ézéchiel 29.4–5, Ézéchiel 29.6–7, Ézéchiel 29.8–13, Ézéchiel 29.14–16, Ézéchiel 29.17–21, Ézéchiel 29.18–20, Ézéchiel 29.21, Ézéchiel 30.1–19, Ézéchiel 30.6–7, Ézéchiel 30.12, Ézéchiel 30.13–14, Ézéchiel 30.14, Ézéchiel 30.15, Ézéchiel 30.17, Ézéchiel 30.18, Ézéchiel 30.19, Ézéchiel 30.20–26a, Ézéchiel 30.20–26b, Ézéchiel 30.21–23, Ézéchiel 30.24–26, Ézéchiel 31.1–18, Ézéchiel 31.2–4, Ézéchiel 31.6, Ézéchiel 31.10–11, Ézéchiel 31.12–14, Ézéchiel 31.15, Ézéchiel 31.16–17, Ézéchiel 31.18, Ézéchiel 32.1, Ézéchiel 32.2–3, Ézéchiel 32.4–6, Ézéchiel 32.7–8, Ézéchiel 32.9–10, Ézéchiel 32.11–12, Ézéchiel 32.14, Ézéchiel 32.15–16, Ézéchiel 32.17–32, Ézéchiel 32.18–20, Ézéchiel 32.21–30, Ézéchiel 32.31–32, Ézéchiel 33.1–48.35, Ézéchiel 33.2–4, Ézéchiel 33.5–9, Ézéchiel 33.10–11, Ézéchiel 33.12–16, Ézéchiel 33.17–20, Ézéchiel 33.21, Ézéchiel 33.22, Ézéchiel 33.23–26, Ézéchiel 33.23–33, Ézéchiel 33.27–29, Ézéchiel 33.30–33, Ézéchiel 34.1–24, Ézékiel 34.1–37.28, Ézéchiel 34.2–6, Ézéchiel 34.7–11, Ézékiel 34.12–16, Ézékiel 34.17–19, Ézékiel 34.20–22, Ézékiel 34.23–24, Ézéchiel 34.25–26, Ézéchiel 34.27–31, Ézéchiel 35.1–15, Ézéchiel 35.5–10, Ézéchiel 35:13–15, Ézéchiel 36.1–15, Ézéchiel 36.2, Ézéchiel 36.6–7, Ézéchiel 36.8–11, Ézéchiel 36:12–13, Ézékiel 36.16–38, Ézéchiel 36.17, Ézéchiel 36.18, Ézéchiel 36.20, Ézékiel 36.21–24, Ézékiel 36.25, Ézékiel 36.26, Ézékiel 36.27–28, Ézéchiel 36.29–32, Ézéchiel 36.35–38, Ézéchiel 37.1–14, Ézéchiel 37.2, Ézéchiel 37.3, Ézéchiel 37:4–6, Ézéchiel 37.7–8, Ézéchiel 37.9–10, Ézéchiel 37.11–14, Ézéchiel 37.14, Ézéchiel 37.15–28, Ézéchiel 37.19, Ézéchiel 37.20–25, Ézéchiel 37.25–28, Ézéchiel 38.1–6, Ézéchiel 38.1–39.29, Ézéchiel 38.4, Ézéchiel 38.8, Ézéchiel 38.9, Ézéchiel 38.10, Ézéchiel 38.13, Ézéchiel 38.14–16, Ézéchiel 38.17, Ézéchiel 38.18–20, Ézéchiel 38.21–23, Ézéchiel 39.2, Ézéchiel 39.3–4, Ézéchiel 39.5–6, Ézéchiel 39.7–8, Ézéchiel 39.9–10, Ézéchiel 39.11, Ézéchiel 39.12–16, Ézéchiel 39.17, Ézéchiel 39.18–20, Ézéchiel 39.21–24, Ézéchiel 39.25–29, Ézéchiel 40.1–46.24, Ézéchiel 40.1–48.35, Ézéchiel 40.2, Ézéchiel 40.3, Ézéchiel 40.5, Ézéchiel 40.5–16, Ézéchiel 40.7, Ézéchiel 40.16, Ézéchiel 40.17–19, Ézéchiel 40.20–27, Ézéchiel 40.22, Ézéchiel 40.28–34, Ézéchiel 40.35–37, Ézéchiel 40.38–43, Ézéchiel 40.43, Ézéchiel 40.46, Ézéchiel 40.47, Ézéchiel 40.48–41.3, Ézéchiel 40.49, Ézéchiel 41.1–2, Ézéchiel 41.3–4, Ézéchiel 41.5–26, Ézéchiel 41.15–20, Ézéchiel 41.22, Ézéchiel 42.1, Ézéchiel 42.3–12, Ézéchiel 42.13–14, Ézéchiel 42.16–20, Ézéchiel 43.1–4, Ézéchiel 43.5–7, Ézéchiel 43.7–9, Ézéchiel 43.10–11, Ézéchiel 43.12, Ézéchiel 43.13–16, Ézéchiel 43.17, Ézéchiel 43:18–21, Ézéchiel 43.25, Ézéchiel 43.26–27, Ézéchiel 44.1–31, Ézéchiel 44.2, Ézéchiel 44.3, Ézéchiel 44.6–8, Ézéchiel 44.9, Ézéchiel 44.10, Ézéchiel 44.12–14, Ézéchiel 44.15–16, Ézéchiel 44.17–19, Ézéchiel 44.20–27, Ézéchiel 44.28–30, Ézéchiel 44.31, Ézéchiel 45.1–8, Ézéchiel 45.3–4, Ézéchiel 45.5–6, Ézéchiel 45.7, Ézéchiel 45.8–9, Ézéchiel 45.10–12, Ézéchiel 45.13–17, Ézéchiel 45.21–25, Ézéchiel 46.1, Ézéchiel 46.1–15, Ézéchiel 46.2, Ézéchiel 46.3, Ézéchiel 46.9–10, Ézéchiel 46.12, Ézéchiel 46.16–18, Ézéchiel 46.19–24, Ézéchiel 47.1, Ézéchiel 47.1–12, Ézéchiel 47.3–5, Ézéchiel 47.6–9, Ézéchiel 47.10, Ézéchiel 47.11, Ézéchiel 47.12, Ézéchiel 47.13–48.35, Ézéchiel 47.15–20, Ézéchiel 47.21–23, Ézéchiel 48.1–8, Ézéchiel 48.9–14, Ézéchiel 48.15–20, Ézéchiel 48.21–29, Ézéchiel 48.30–31, Ézéchiel 48.32–34, Ézéchiel 48.35</w:t>
+      </w:r>
+      <w:r/>
+    </w:p>
+    <w:p>
+      <w:r/>
+      <w:r>
+        <w:t xml:space="preserve"> </w:t>
+      </w:r>
+      <w:r/>
+      <w:r/>
+    </w:p>
+    <w:p>
+      <w:pPr>
+        <w:sectPr>
           <w:footnotePr>
             <w:numRestart w:val="eachSect"/>
           </w:footnotePr>

--- a/fra/docx/26.content.docx
+++ b/fra/docx/26.content.docx
@@ -163,13 +163,6 @@
         <w:rPr>
           <w:lang w:val="fr_FR" w:bidi="fr_FR"/>
         </w:rPr>
-      </w:r>
-      <w:r>
-        <w:rPr>
-          <w:i/>
-          <w:lang w:val="fr_FR" w:bidi="fr_FR"/>
-        </w:rPr>
-        <w:t>Ézéchiel 1.1, Ézéchiel 1.1–3, Ézéchiel 1.1–3.27, Ézéchiel 1.2, Ézéchiel 1.3, Ézéchiel 1.4, Ézéchiel 1.4–28, Ézéchiel 1.5–9, Ézéchiel 1.10, Ézéchiel 1.11–14, Ézéchiel 1.15, Ézéchiel 1.16–17, Ézéchiel 1.18, Ézéchiel 1.19–21, Ézéchiel 1.22–25, Ézéchiel 1.26–27, Ézéchiel 1.28, Ézéchiel 2.1–2, Ézéchiel 2.1–10, Ézéchiel 2.3, Ézéchiel 2.4–5, Ézéchiel 2.6, Ézéchiel 2.7, Ézéchiel 2.8, Ézéchiel 2.9–3.1, Ézéchiel 3.2–3, Ézéchiel 3.4–7, Ézéchiel 3.8–9, Ézéchiel 3.10, Ézéchiel 3.11, Ézéchiel 3.12, Ézéchiel 3.14–15, Ézéchiel 3.15, Ézéchiel 3.16–19, Ézéchiel 3.20–21, Ézéchiel 3.22–23, Ézéchiel 3.24–25, Ézéchiel 3.26–27, Ézéchiel 4.1–2, Ézéchiel 4.1–7.27, Ézéchiel 4.1–24.27, Ézéchiel 4.3, Ézéchiel 4.4–5, Ézéchiel 4.4–8, Ézéchiel 4.6, Ézéchiel 4.7, Ézéchiel 4.9–17, Ézéchiel 4.12–13, Ézéchiel 4.14–15, Ézéchiel 5.1–4, Ézéchiel 5.2, Ézéchiel 5.3–4, Ézéchiel 5.5–6, Ézéchiel 5.7–13, Ézéchiel 5.10, Ézéchiel 6.1–3, Ézéchiel 6.1–14, Ézéchiel 6.4–7, Ézéchiel 6.8–10, Ézéchiel 6.11, Ézéchiel 6:12, Ézéchiel 6.13–14, Ézéchiel 7.1–2, Ézéchiel 7.1–27, Ézéchiel 7.3–4, Ézéchiel 7.5–9, Ézéchiel 7.10, Ézéchiel 7.11, Ézéchiel 7.12–13, Ézéchiel 7.12–27, Ézéchiel 7.14, Ézéchiel 7.19, Ézéchiel 7.20–22, Ézéchiel 7.23–27, Ézéchiel 8.1, Ézéchiel 8.1–18, Ézéchiel 8.1–11.25, Ézéchiel 8.2–3, Ézéchiel 8.3–6, Ézéchiel 8.3–16, Ézéchiel 8.7–8, Ézéchiel 8.10, Ézéchiel 8.11, Ézéchiel 8.12–13, Ézéchiel 8.14–15, Ézéchiel 8.16, Ézéchiel 8.17–18, Ézéchiel 9.1–2, Ézéchiel 9.3, Ézéchiel 9.4–6, Ézéchiel 9.7, Ézéchiel 9.8, Ézéchiel 9.9–10, Ézéchiel 9.11, Ézéchiel 10.1–2, Ézéchiel 10.1–22, Ézéchiel 10.3–22, Ézéchiel 10.12, Ézéchiel10.19–22, Ézéchiel 11.1–11, Ézéchiel 11.8–10, Ézéchiel 11.13, Ézéchiel 11.15–16, Ézéchiel 11.17, Ézéchiel 11.19, Ézéchiel 11.20, Ézéchiel 11.21, Ézéchiel 11.22–23, Ézéchiel 12.1–2, Ézéchiel 12.1–24.27, Ézéchiel12.5–7, Ézéchiel 12.12–13, Ézéchiel 12.16, Ézéchiel 12.17–20, Ézéchiel 12.21–14.11, Ézéchiel 12.22, Ézéchiel 12.23–25, Ézéchiel 12.26–28, Ézéchiel 13.1–3, Ézéchiel 13.4–5, Ézéchiel 13.6–7, Ézéchiel 13.8–9, Ézéchiel 13.10–16, Ézéchiel 13:17–19, Ézéchiel 13.20–23, Ézéchiel 14.1–3, Ézéchiel 14.4–5, Ézéchiel 14.6–7, Ézéchiel 14.8, Ézéchiel 14.9–10, Ézéchiel 14.11, Ézéchiel 14.12–20, Ézéchiel 14:14, Ézéchiel 14.21, Ézéchiel 14.22–23, Ézéchiel 15.1–5, Ézéchiel 15.1–24.14, Ézéchiel 15.6, Ézéchiel 15.7, Ézéchiel 15.8, Ézéchiel 16.1–3, Ézéchiel 16.1–63, Ézéchiel 16.4–5, Ézéchiel 16.6–7, Ézéchiel 16.8, Ézéchiel 16.9–10, Ézéchiel 16.11–14, Ézéchiel 16.15–19, Ézéchiel 16.20–22, Ézéchiel 16.23–25, Ézéchiel 16.26–29, Ézéchiel 16.35–38, Ézéchiel 16.39–43, Ézéchiel 16.44–45, Ézéchiel 16.46–50, Ézéchiel 16.51–52, Ézéchiel 16.53–54, Ézéchiel 16.59–63, Ézéchiel 17.1–24, Ézéchiel 17.3–6, Ézéchiel 17.7–9, Ézéchiel 17.10, Ézéchiel 17.11–18, Ézéchiel 17.19–21, Ézéchiel 17.22–24, Ézéchiel 18.1–2, Ézéchiel 18.3–4, Ézéchiel 18.5–9, Ézéchiel 18.6, Ézéchiel 18.7, Ézéchiel 18.8, Ézéchiel 18.10–13, Ézéchiel 18.14–18, Ézéchiel 18.21–24, Ézéchiel 18.23–24, Ézéchiel 18.25–29, Ézéchiel 18.30–32, Ézéchiel 19.1–14, Ézéchiel 19.2–4, Ézéchiel 19.5–7, Ézéchiel 19.8–9, Ézéchiel 19.10, Ézéchiel 19.11–12, Ézéchiel 19.13–14, Ézéchiel 20.1–3, Ézéchiel 20.4–26, Ézéchiel 20.8–21, Ézéchiel 20.23, Ézéchiel 20.25–26, Ézéchiel 20.26, Ézéchiel 20.27–31, Ézéchiel 20.32–38, Ézéchiel 20.39–44, Ézéchiel 20.45–49, Ézéchiel 20.46, Ézéchiel 20.47, Ézéchiel 21.1–32, Ézéchiel 21.3–5, Ézéchiel 21.6–7, Ézéchiel 21.8–11, Ézéchiel 21:12, Ézéchiel 21.14–17, Ézéchiel 21.18–20, Ézéchiel 21.21, Ézéchiel 21.23–24, Ézéchiel 21.25–27, Ézéchiel 21.28–29, Ézéchiel 21.30–32, Ézéchiel 22.1–5, Ézéchiel 22.1–31, Ézéchiel 22.6–12, Ézéchiel 22.7, Ézéchiel 22.10, Ézéchiel 22.13–16, Ézéchiel 22.16, Ézéchiel 22.17–22, Ézéchiel 22.23–24, Ézéchiel 22.25–29, Ézéchiel 22.30–31, Ézéchiel 23.1–49, Ézéchiel 23.2, Ézéchiel 23.3, Ézéchiel 23.4, Ézéchiel 23.5–8, Ézéchiel 23.9–10, Ézéchiel 23.11–18, Ézéchiel 23.19–20, Ézéchiel 23.22–24, Ézéchiel 23.25–29, Ézéchiel 23.31–34, Ézéchiel 23.36–43, Ézéchiel 23.44–49, Ézéchiel 24:1–14, Ézéchiel 24.2, Ézéchiel 24.3, Ézéchiel 24:6–8, Ézéchiel 24.9–12, Ézéchiel 24.13–14, Ézéchiel 24:15–17, Ézéchiel 24.20–24, Ézéchiel 24.25–27, Ézéchiel 25.1–32.32, Ézéchiel 25.3–7, Ézéchiel 25.8–11, Ézéchiel 25.12–14, Ézéchiel 25.15–17, Ézéchiel 26.1, Ézéchiel 26.1–28.19, Ézéchiel 26.2, Ézéchiel 26.3–6, Ézéchiel 26.7–11, Ézéchiel 26.12–14, Ézéchiel 26.15–16, Ézéchiel 26.17–18, Ézéchiel 26.19–21, Ézéchiel 27.1–36, Ézéchiel 27.4–7, Ézéchiel 27.7, Ézéchiel 27.8–9, Ézéchiel 27.8–11, Ézéchiel 27.10, Ézéchiel 27.11, Ézéchiel 27.12, Ézéchiel 27.12–25, Ézéchiel 27.13–14, Ézéchiel 27.15, Ézéchiel 27.17, Ézéchiel 27.18, Ézéchiel 27.19, Ézéchiel 27.20–21, Ézéchiel 27.22, Ézéchiel 27.23, Ézéchiel 27.26, Ézéchiel 27.36, Ézéchiel 28.1–19, Ézéchiel 28.3–5, Ézéchiel 28.6–7, Ézéchiel 28.8, Ézéchiel 28.10, Ézéchiel 28.12–19, Ézéchiel 28.13–14, Ézéchiel 28.15–18, Ézéchiel 28.18–19, Ézéchiel 28.20–24, Ézéchiel 28.22–23, Ézéchiel 28.25–26, Ézéchiel 29.1, Ézéchiel 29.1–32.32, Ézéchiel 29.3–16, Ézéchiel 29.4–5, Ézéchiel 29.6–7, Ézéchiel 29.8–13, Ézéchiel 29.14–16, Ézéchiel 29.17–21, Ézéchiel 29.18–20, Ézéchiel 29.21, Ézéchiel 30.1–19, Ézéchiel 30.6–7, Ézéchiel 30.12, Ézéchiel 30.13–14, Ézéchiel 30.14, Ézéchiel 30.15, Ézéchiel 30.17, Ézéchiel 30.18, Ézéchiel 30.19, Ézéchiel 30.20–26a, Ézéchiel 30.20–26b, Ézéchiel 30.21–23, Ézéchiel 30.24–26, Ézéchiel 31.1–18, Ézéchiel 31.2–4, Ézéchiel 31.6, Ézéchiel 31.10–11, Ézéchiel 31.12–14, Ézéchiel 31.15, Ézéchiel 31.16–17, Ézéchiel 31.18, Ézéchiel 32.1, Ézéchiel 32.2–3, Ézéchiel 32.4–6, Ézéchiel 32.7–8, Ézéchiel 32.9–10, Ézéchiel 32.11–12, Ézéchiel 32.14, Ézéchiel 32.15–16, Ézéchiel 32.17–32, Ézéchiel 32.18–20, Ézéchiel 32.21–30, Ézéchiel 32.31–32, Ézéchiel 33.1–48.35, Ézéchiel 33.2–4, Ézéchiel 33.5–9, Ézéchiel 33.10–11, Ézéchiel 33.12–16, Ézéchiel 33.17–20, Ézéchiel 33.21, Ézéchiel 33.22, Ézéchiel 33.23–26, Ézéchiel 33.23–33, Ézéchiel 33.27–29, Ézéchiel 33.30–33, Ézéchiel 34.1–24, Ézékiel 34.1–37.28, Ézéchiel 34.2–6, Ézéchiel 34.7–11, Ézékiel 34.12–16, Ézékiel 34.17–19, Ézékiel 34.20–22, Ézékiel 34.23–24, Ézéchiel 34.25–26, Ézéchiel 34.27–31, Ézéchiel 35.1–15, Ézéchiel 35.5–10, Ézéchiel 35:13–15, Ézéchiel 36.1–15, Ézéchiel 36.2, Ézéchiel 36.6–7, Ézéchiel 36.8–11, Ézéchiel 36:12–13, Ézékiel 36.16–38, Ézéchiel 36.17, Ézéchiel 36.18, Ézéchiel 36.20, Ézékiel 36.21–24, Ézékiel 36.25, Ézékiel 36.26, Ézékiel 36.27–28, Ézéchiel 36.29–32, Ézéchiel 36.35–38, Ézéchiel 37.1–14, Ézéchiel 37.2, Ézéchiel 37.3, Ézéchiel 37:4–6, Ézéchiel 37.7–8, Ézéchiel 37.9–10, Ézéchiel 37.11–14, Ézéchiel 37.14, Ézéchiel 37.15–28, Ézéchiel 37.19, Ézéchiel 37.20–25, Ézéchiel 37.25–28, Ézéchiel 38.1–6, Ézéchiel 38.1–39.29, Ézéchiel 38.4, Ézéchiel 38.8, Ézéchiel 38.9, Ézéchiel 38.10, Ézéchiel 38.13, Ézéchiel 38.14–16, Ézéchiel 38.17, Ézéchiel 38.18–20, Ézéchiel 38.21–23, Ézéchiel 39.2, Ézéchiel 39.3–4, Ézéchiel 39.5–6, Ézéchiel 39.7–8, Ézéchiel 39.9–10, Ézéchiel 39.11, Ézéchiel 39.12–16, Ézéchiel 39.17, Ézéchiel 39.18–20, Ézéchiel 39.21–24, Ézéchiel 39.25–29, Ézéchiel 40.1–46.24, Ézéchiel 40.1–48.35, Ézéchiel 40.2, Ézéchiel 40.3, Ézéchiel 40.5, Ézéchiel 40.5–16, Ézéchiel 40.7, Ézéchiel 40.16, Ézéchiel 40.17–19, Ézéchiel 40.20–27, Ézéchiel 40.22, Ézéchiel 40.28–34, Ézéchiel 40.35–37, Ézéchiel 40.38–43, Ézéchiel 40.43, Ézéchiel 40.46, Ézéchiel 40.47, Ézéchiel 40.48–41.3, Ézéchiel 40.49, Ézéchiel 41.1–2, Ézéchiel 41.3–4, Ézéchiel 41.5–26, Ézéchiel 41.15–20, Ézéchiel 41.22, Ézéchiel 42.1, Ézéchiel 42.3–12, Ézéchiel 42.13–14, Ézéchiel 42.16–20, Ézéchiel 43.1–4, Ézéchiel 43.5–7, Ézéchiel 43.7–9, Ézéchiel 43.10–11, Ézéchiel 43.12, Ézéchiel 43.13–16, Ézéchiel 43.17, Ézéchiel 43:18–21, Ézéchiel 43.25, Ézéchiel 43.26–27, Ézéchiel 44.1–31, Ézéchiel 44.2, Ézéchiel 44.3, Ézéchiel 44.6–8, Ézéchiel 44.9, Ézéchiel 44.10, Ézéchiel 44.12–14, Ézéchiel 44.15–16, Ézéchiel 44.17–19, Ézéchiel 44.20–27, Ézéchiel 44.28–30, Ézéchiel 44.31, Ézéchiel 45.1–8, Ézéchiel 45.3–4, Ézéchiel 45.5–6, Ézéchiel 45.7, Ézéchiel 45.8–9, Ézéchiel 45.10–12, Ézéchiel 45.13–17, Ézéchiel 45.21–25, Ézéchiel 46.1, Ézéchiel 46.1–15, Ézéchiel 46.2, Ézéchiel 46.3, Ézéchiel 46.9–10, Ézéchiel 46.12, Ézéchiel 46.16–18, Ézéchiel 46.19–24, Ézéchiel 47.1, Ézéchiel 47.1–12, Ézéchiel 47.3–5, Ézéchiel 47.6–9, Ézéchiel 47.10, Ézéchiel 47.11, Ézéchiel 47.12, Ézéchiel 47.13–48.35, Ézéchiel 47.15–20, Ézéchiel 47.21–23, Ézéchiel 48.1–8, Ézéchiel 48.9–14, Ézéchiel 48.15–20, Ézéchiel 48.21–29, Ézéchiel 48.30–31, Ézéchiel 48.32–34, Ézéchiel 48.35</w:t>
       </w:r>
       <w:r>
         <w:rPr>

--- a/fra/docx/26.content.docx
+++ b/fra/docx/26.content.docx
@@ -150,19 +150,6 @@
           <w:lang w:val="fr_FR" w:bidi="fr_FR"/>
         </w:rPr>
         <w:t>EZK</w:t>
-      </w:r>
-      <w:r>
-        <w:rPr>
-          <w:lang w:val="fr_FR" w:bidi="fr_FR"/>
-        </w:rPr>
-      </w:r>
-    </w:p>
-    <w:p>
-      <w:pPr/>
-      <w:r>
-        <w:rPr>
-          <w:lang w:val="fr_FR" w:bidi="fr_FR"/>
-        </w:rPr>
       </w:r>
       <w:r>
         <w:rPr>

--- a/fra/docx/26.content.docx
+++ b/fra/docx/26.content.docx
@@ -19,7 +19,7 @@
         <w:rPr>
           <w:lang w:val="fr_FR" w:bidi="fr_FR"/>
         </w:rPr>
-        <w:t>Resource: Notes d'étude (Tyndale)</w:t>
+        <w:t>Resource: Tyndale Open Study Notes</w:t>
       </w:r>
       <w:r>
         <w:rPr>
@@ -112,7 +112,7 @@
         <w:rPr>
           <w:lang w:val="fr_FR" w:bidi="fr_FR"/>
         </w:rPr>
-        <w:t>Notes d'étude (Tyndale)</w:t>
+        <w:t>Tyndale Open Study Notes</w:t>
       </w:r>
     </w:p>
     <w:p>

--- a/fra/docx/26.content.docx
+++ b/fra/docx/26.content.docx
@@ -19,7 +19,7 @@
         <w:rPr>
           <w:lang w:val="fr_FR" w:bidi="fr_FR"/>
         </w:rPr>
-        <w:t>Resource: Tyndale Open Study Notes</w:t>
+        <w:t>Resource: Aquifer Open Study Notes</w:t>
       </w:r>
       <w:r>
         <w:rPr>
@@ -112,7 +112,7 @@
         <w:rPr>
           <w:lang w:val="fr_FR" w:bidi="fr_FR"/>
         </w:rPr>
-        <w:t>Tyndale Open Study Notes</w:t>
+        <w:t>Aquifer Open Study Notes</w:t>
       </w:r>
     </w:p>
     <w:p>
